--- a/k8s/01.k8s-task/05.k8s_Task1_Create_k8s_cluster.docx
+++ b/k8s/01.k8s-task/05.k8s_Task1_Create_k8s_cluster.docx
@@ -127,6 +127,7 @@
       </w:pPr>
       <w:r>
         <w:rPr>
+          <w:noProof/>
           <w:sz w:val="24"/>
           <w:szCs w:val="24"/>
         </w:rPr>
@@ -283,6 +284,9 @@
         </w:rPr>
       </w:pPr>
       <w:r>
+        <w:rPr>
+          <w:noProof/>
+        </w:rPr>
         <w:drawing>
           <wp:inline distT="0" distB="0" distL="0" distR="0" wp14:anchorId="10FE06A5" wp14:editId="307BD2C6">
             <wp:extent cx="5589814" cy="2698756"/>
@@ -360,6 +364,7 @@
       </w:pPr>
       <w:r>
         <w:rPr>
+          <w:noProof/>
           <w:sz w:val="24"/>
           <w:szCs w:val="24"/>
         </w:rPr>
@@ -475,47 +480,7 @@
           <w:sz w:val="24"/>
           <w:szCs w:val="24"/>
         </w:rPr>
-        <w:t>MASTER_IP="192.168.</w:t>
-      </w:r>
-      <w:r>
-        <w:rPr>
-          <w:b/>
-          <w:bCs/>
-          <w:color w:val="2F5496" w:themeColor="accent1" w:themeShade="BF"/>
-          <w:sz w:val="24"/>
-          <w:szCs w:val="24"/>
-        </w:rPr>
-        <w:t>153</w:t>
-      </w:r>
-      <w:r>
-        <w:rPr>
-          <w:b/>
-          <w:bCs/>
-          <w:color w:val="2F5496" w:themeColor="accent1" w:themeShade="BF"/>
-          <w:sz w:val="24"/>
-          <w:szCs w:val="24"/>
-        </w:rPr>
-        <w:t>.</w:t>
-      </w:r>
-      <w:r>
-        <w:rPr>
-          <w:b/>
-          <w:bCs/>
-          <w:color w:val="2F5496" w:themeColor="accent1" w:themeShade="BF"/>
-          <w:sz w:val="24"/>
-          <w:szCs w:val="24"/>
-        </w:rPr>
-        <w:t>10</w:t>
-      </w:r>
-      <w:r>
-        <w:rPr>
-          <w:b/>
-          <w:bCs/>
-          <w:color w:val="2F5496" w:themeColor="accent1" w:themeShade="BF"/>
-          <w:sz w:val="24"/>
-          <w:szCs w:val="24"/>
-        </w:rPr>
-        <w:t>"</w:t>
+        <w:t>MASTER_IP="192.168.153.10"</w:t>
       </w:r>
     </w:p>
     <w:p>
@@ -2311,6 +2276,7 @@
       </w:pPr>
       <w:r>
         <w:rPr>
+          <w:noProof/>
           <w:sz w:val="24"/>
           <w:szCs w:val="24"/>
         </w:rPr>
@@ -2362,6 +2328,7 @@
       </w:pPr>
       <w:r>
         <w:rPr>
+          <w:noProof/>
           <w:sz w:val="24"/>
           <w:szCs w:val="24"/>
         </w:rPr>
@@ -2403,6 +2370,7 @@
       </w:r>
       <w:r>
         <w:rPr>
+          <w:noProof/>
           <w:sz w:val="24"/>
           <w:szCs w:val="24"/>
         </w:rPr>
@@ -2481,25 +2449,20 @@
         <w:pStyle w:val="ListParagraph"/>
       </w:pPr>
       <w:r>
-        <w:t xml:space="preserve"># </w:t>
-      </w:r>
-      <w:r>
-        <w:t>.</w:t>
-      </w:r>
-      <w:r>
-        <w:t>/master.sh</w:t>
-      </w:r>
-    </w:p>
-    <w:p>
-      <w:pPr>
-        <w:ind w:left="270"/>
-        <w:rPr>
-          <w:sz w:val="24"/>
-          <w:szCs w:val="24"/>
-        </w:rPr>
-      </w:pPr>
-      <w:r>
-        <w:rPr>
+        <w:t># ./master.sh</w:t>
+      </w:r>
+    </w:p>
+    <w:p>
+      <w:pPr>
+        <w:ind w:left="270"/>
+        <w:rPr>
+          <w:sz w:val="24"/>
+          <w:szCs w:val="24"/>
+        </w:rPr>
+      </w:pPr>
+      <w:r>
+        <w:rPr>
+          <w:noProof/>
           <w:sz w:val="24"/>
           <w:szCs w:val="24"/>
         </w:rPr>
@@ -2559,6 +2522,7 @@
       </w:pPr>
       <w:r>
         <w:rPr>
+          <w:noProof/>
           <w:sz w:val="24"/>
           <w:szCs w:val="24"/>
         </w:rPr>
@@ -2609,6 +2573,7 @@
       </w:pPr>
       <w:r>
         <w:rPr>
+          <w:noProof/>
           <w:sz w:val="24"/>
           <w:szCs w:val="24"/>
         </w:rPr>
@@ -2752,6 +2717,7 @@
         <w:rPr>
           <w:b/>
           <w:bCs/>
+          <w:noProof/>
           <w:color w:val="2F5496" w:themeColor="accent1" w:themeShade="BF"/>
           <w:sz w:val="24"/>
           <w:szCs w:val="24"/>
@@ -2870,6 +2836,7 @@
       </w:pPr>
       <w:r>
         <w:rPr>
+          <w:noProof/>
           <w:sz w:val="24"/>
           <w:szCs w:val="24"/>
         </w:rPr>
@@ -3003,47 +2970,7 @@
           <w:sz w:val="24"/>
           <w:szCs w:val="24"/>
         </w:rPr>
-        <w:t>MASTER_IP="192.168.</w:t>
-      </w:r>
-      <w:r>
-        <w:rPr>
-          <w:b/>
-          <w:bCs/>
-          <w:color w:val="2F5496" w:themeColor="accent1" w:themeShade="BF"/>
-          <w:sz w:val="24"/>
-          <w:szCs w:val="24"/>
-        </w:rPr>
-        <w:t>153</w:t>
-      </w:r>
-      <w:r>
-        <w:rPr>
-          <w:b/>
-          <w:bCs/>
-          <w:color w:val="2F5496" w:themeColor="accent1" w:themeShade="BF"/>
-          <w:sz w:val="24"/>
-          <w:szCs w:val="24"/>
-        </w:rPr>
-        <w:t>.1</w:t>
-      </w:r>
-      <w:r>
-        <w:rPr>
-          <w:b/>
-          <w:bCs/>
-          <w:color w:val="2F5496" w:themeColor="accent1" w:themeShade="BF"/>
-          <w:sz w:val="24"/>
-          <w:szCs w:val="24"/>
-        </w:rPr>
-        <w:t>0</w:t>
-      </w:r>
-      <w:r>
-        <w:rPr>
-          <w:b/>
-          <w:bCs/>
-          <w:color w:val="2F5496" w:themeColor="accent1" w:themeShade="BF"/>
-          <w:sz w:val="24"/>
-          <w:szCs w:val="24"/>
-        </w:rPr>
-        <w:t>"</w:t>
+        <w:t>MASTER_IP="192.168.153.10"</w:t>
       </w:r>
     </w:p>
     <w:p>
@@ -4851,6 +4778,7 @@
         <w:rPr>
           <w:b/>
           <w:bCs/>
+          <w:noProof/>
           <w:color w:val="2F5496" w:themeColor="accent1" w:themeShade="BF"/>
           <w:sz w:val="24"/>
           <w:szCs w:val="24"/>
@@ -4895,6 +4823,7 @@
         <w:rPr>
           <w:b/>
           <w:bCs/>
+          <w:noProof/>
           <w:color w:val="2F5496" w:themeColor="accent1" w:themeShade="BF"/>
           <w:sz w:val="24"/>
           <w:szCs w:val="24"/>
@@ -4940,6 +4869,7 @@
         <w:rPr>
           <w:b/>
           <w:bCs/>
+          <w:noProof/>
           <w:color w:val="2F5496" w:themeColor="accent1" w:themeShade="BF"/>
           <w:sz w:val="24"/>
           <w:szCs w:val="24"/>
@@ -5032,6 +4962,7 @@
         <w:rPr>
           <w:b/>
           <w:bCs/>
+          <w:noProof/>
           <w:color w:val="2F5496" w:themeColor="accent1" w:themeShade="BF"/>
           <w:sz w:val="24"/>
           <w:szCs w:val="24"/>
@@ -5165,6 +5096,7 @@
         <w:rPr>
           <w:b/>
           <w:bCs/>
+          <w:noProof/>
           <w:color w:val="2F5496" w:themeColor="accent1" w:themeShade="BF"/>
           <w:sz w:val="24"/>
           <w:szCs w:val="24"/>
@@ -5233,6 +5165,7 @@
         <w:rPr>
           <w:b/>
           <w:bCs/>
+          <w:noProof/>
           <w:color w:val="2F5496" w:themeColor="accent1" w:themeShade="BF"/>
           <w:sz w:val="24"/>
           <w:szCs w:val="24"/>
@@ -5289,6 +5222,7 @@
         <w:rPr>
           <w:b/>
           <w:bCs/>
+          <w:noProof/>
           <w:color w:val="2F5496" w:themeColor="accent1" w:themeShade="BF"/>
           <w:sz w:val="24"/>
           <w:szCs w:val="24"/>
@@ -5357,6 +5291,7 @@
         <w:rPr>
           <w:b/>
           <w:bCs/>
+          <w:noProof/>
           <w:color w:val="2F5496" w:themeColor="accent1" w:themeShade="BF"/>
           <w:sz w:val="24"/>
           <w:szCs w:val="24"/>
@@ -5448,6 +5383,7 @@
         <w:rPr>
           <w:b/>
           <w:bCs/>
+          <w:noProof/>
           <w:sz w:val="24"/>
           <w:szCs w:val="24"/>
         </w:rPr>
@@ -5547,7 +5483,13 @@
         <w:t xml:space="preserve"># </w:t>
       </w:r>
       <w:r>
-        <w:t>kubectl run test --image=nginx</w:t>
+        <w:t xml:space="preserve">kubectl run </w:t>
+      </w:r>
+      <w:r>
+        <w:t>web</w:t>
+      </w:r>
+      <w:r>
+        <w:t xml:space="preserve"> --image=nginx</w:t>
       </w:r>
     </w:p>
     <w:p>
@@ -5588,6 +5530,7 @@
         <w:rPr>
           <w:b/>
           <w:bCs/>
+          <w:noProof/>
           <w:color w:val="2F5496" w:themeColor="accent1" w:themeShade="BF"/>
           <w:sz w:val="24"/>
           <w:szCs w:val="24"/>

--- a/k8s/01.k8s-task/05.k8s_Task1_Create_k8s_cluster.docx
+++ b/k8s/01.k8s-task/05.k8s_Task1_Create_k8s_cluster.docx
@@ -5571,6 +5571,211 @@
           </wp:inline>
         </w:drawing>
       </w:r>
+    </w:p>
+    <w:p>
+      <w:pPr>
+        <w:pStyle w:val="ListParagraph"/>
+      </w:pPr>
+      <w:r>
+        <w:lastRenderedPageBreak/>
+        <w:t xml:space="preserve"># </w:t>
+      </w:r>
+      <w:r>
+        <w:t xml:space="preserve">kubectl run </w:t>
+      </w:r>
+      <w:r>
+        <w:t>web2</w:t>
+      </w:r>
+      <w:r>
+        <w:t xml:space="preserve"> --image=nginx</w:t>
+      </w:r>
+    </w:p>
+    <w:p>
+      <w:pPr>
+        <w:pStyle w:val="ListParagraph"/>
+      </w:pPr>
+      <w:r>
+        <w:t xml:space="preserve"># </w:t>
+      </w:r>
+      <w:r>
+        <w:t>kubectl get pods</w:t>
+      </w:r>
+    </w:p>
+    <w:p>
+      <w:pPr>
+        <w:pStyle w:val="ListParagraph"/>
+      </w:pPr>
+    </w:p>
+    <w:p>
+      <w:pPr>
+        <w:pStyle w:val="ListParagraph"/>
+      </w:pPr>
+      <w:r>
+        <w:rPr>
+          <w:noProof/>
+        </w:rPr>
+        <w:drawing>
+          <wp:inline distT="0" distB="0" distL="0" distR="0" wp14:anchorId="08E25163" wp14:editId="6D58F4DD">
+            <wp:extent cx="4523133" cy="2808588"/>
+            <wp:effectExtent l="0" t="0" r="0" b="0"/>
+            <wp:docPr id="9" name="Picture 9"/>
+            <wp:cNvGraphicFramePr>
+              <a:graphicFrameLocks xmlns:a="http://schemas.openxmlformats.org/drawingml/2006/main" noChangeAspect="1"/>
+            </wp:cNvGraphicFramePr>
+            <a:graphic xmlns:a="http://schemas.openxmlformats.org/drawingml/2006/main">
+              <a:graphicData uri="http://schemas.openxmlformats.org/drawingml/2006/picture">
+                <pic:pic xmlns:pic="http://schemas.openxmlformats.org/drawingml/2006/picture">
+                  <pic:nvPicPr>
+                    <pic:cNvPr id="1" name=""/>
+                    <pic:cNvPicPr/>
+                  </pic:nvPicPr>
+                  <pic:blipFill>
+                    <a:blip r:embed="rId27"/>
+                    <a:stretch>
+                      <a:fillRect/>
+                    </a:stretch>
+                  </pic:blipFill>
+                  <pic:spPr>
+                    <a:xfrm>
+                      <a:off x="0" y="0"/>
+                      <a:ext cx="4523133" cy="2808588"/>
+                    </a:xfrm>
+                    <a:prstGeom prst="rect">
+                      <a:avLst/>
+                    </a:prstGeom>
+                  </pic:spPr>
+                </pic:pic>
+              </a:graphicData>
+            </a:graphic>
+          </wp:inline>
+        </w:drawing>
+      </w:r>
+    </w:p>
+    <w:p>
+      <w:pPr>
+        <w:pStyle w:val="ListParagraph"/>
+      </w:pPr>
+    </w:p>
+    <w:p>
+      <w:pPr>
+        <w:pStyle w:val="ListParagraph"/>
+      </w:pPr>
+      <w:r>
+        <w:t xml:space="preserve"># </w:t>
+      </w:r>
+      <w:r>
+        <w:t>kubectl get pods -o wide</w:t>
+      </w:r>
+    </w:p>
+    <w:p>
+      <w:pPr>
+        <w:pStyle w:val="ListParagraph"/>
+      </w:pPr>
+      <w:r>
+        <w:t xml:space="preserve"># </w:t>
+      </w:r>
+      <w:r>
+        <w:t>curl 192.168.79.</w:t>
+      </w:r>
+      <w:r>
+        <w:t>66</w:t>
+      </w:r>
+    </w:p>
+    <w:p>
+      <w:pPr>
+        <w:pStyle w:val="ListParagraph"/>
+      </w:pPr>
+      <w:r>
+        <w:t xml:space="preserve"># </w:t>
+      </w:r>
+      <w:r>
+        <w:t>curl 192.168.</w:t>
+      </w:r>
+      <w:r>
+        <w:t>69.19</w:t>
+      </w:r>
+      <w:r>
+        <w:t>4</w:t>
+      </w:r>
+    </w:p>
+    <w:p>
+      <w:pPr>
+        <w:pStyle w:val="ListParagraph"/>
+      </w:pPr>
+    </w:p>
+    <w:p>
+      <w:pPr>
+        <w:pStyle w:val="ListParagraph"/>
+      </w:pPr>
+    </w:p>
+    <w:p>
+      <w:pPr>
+        <w:ind w:left="270"/>
+        <w:rPr>
+          <w:b/>
+          <w:bCs/>
+          <w:color w:val="2F5496" w:themeColor="accent1" w:themeShade="BF"/>
+          <w:sz w:val="24"/>
+          <w:szCs w:val="24"/>
+        </w:rPr>
+      </w:pPr>
+      <w:r>
+        <w:rPr>
+          <w:b/>
+          <w:bCs/>
+          <w:noProof/>
+          <w:color w:val="2F5496" w:themeColor="accent1" w:themeShade="BF"/>
+          <w:sz w:val="24"/>
+          <w:szCs w:val="24"/>
+        </w:rPr>
+        <w:drawing>
+          <wp:inline distT="0" distB="0" distL="0" distR="0" wp14:anchorId="16C7FC6C" wp14:editId="58AA95BE">
+            <wp:extent cx="4795158" cy="3038471"/>
+            <wp:effectExtent l="0" t="0" r="5715" b="0"/>
+            <wp:docPr id="16" name="Picture 16"/>
+            <wp:cNvGraphicFramePr>
+              <a:graphicFrameLocks xmlns:a="http://schemas.openxmlformats.org/drawingml/2006/main" noChangeAspect="1"/>
+            </wp:cNvGraphicFramePr>
+            <a:graphic xmlns:a="http://schemas.openxmlformats.org/drawingml/2006/main">
+              <a:graphicData uri="http://schemas.openxmlformats.org/drawingml/2006/picture">
+                <pic:pic xmlns:pic="http://schemas.openxmlformats.org/drawingml/2006/picture">
+                  <pic:nvPicPr>
+                    <pic:cNvPr id="1" name=""/>
+                    <pic:cNvPicPr/>
+                  </pic:nvPicPr>
+                  <pic:blipFill>
+                    <a:blip r:embed="rId28"/>
+                    <a:stretch>
+                      <a:fillRect/>
+                    </a:stretch>
+                  </pic:blipFill>
+                  <pic:spPr>
+                    <a:xfrm>
+                      <a:off x="0" y="0"/>
+                      <a:ext cx="4819430" cy="3053851"/>
+                    </a:xfrm>
+                    <a:prstGeom prst="rect">
+                      <a:avLst/>
+                    </a:prstGeom>
+                  </pic:spPr>
+                </pic:pic>
+              </a:graphicData>
+            </a:graphic>
+          </wp:inline>
+        </w:drawing>
+      </w:r>
+    </w:p>
+    <w:p>
+      <w:pPr>
+        <w:ind w:left="270"/>
+        <w:rPr>
+          <w:b/>
+          <w:bCs/>
+          <w:color w:val="2F5496" w:themeColor="accent1" w:themeShade="BF"/>
+          <w:sz w:val="24"/>
+          <w:szCs w:val="24"/>
+        </w:rPr>
+      </w:pPr>
     </w:p>
     <w:sectPr>
       <w:pgSz w:w="12240" w:h="15840"/>
